--- a/exerc/lista06.docx
+++ b/exerc/lista06.docx
@@ -1,6 +1,6 @@
 
 <file path=word/document.xml><?xml version="1.0" encoding="utf-8"?>
-<w:document xmlns:wpc="http://schemas.microsoft.com/office/word/2010/wordprocessingCanvas" xmlns:cx="http://schemas.microsoft.com/office/drawing/2014/chartex" xmlns:cx1="http://schemas.microsoft.com/office/drawing/2015/9/8/chartex" xmlns:cx2="http://schemas.microsoft.com/office/drawing/2015/10/21/chartex" xmlns:cx3="http://schemas.microsoft.com/office/drawing/2016/5/9/chartex" xmlns:cx4="http://schemas.microsoft.com/office/drawing/2016/5/10/chartex" xmlns:cx5="http://schemas.microsoft.com/office/drawing/2016/5/11/chartex" xmlns:cx6="http://schemas.microsoft.com/office/drawing/2016/5/12/chartex" xmlns:cx7="http://schemas.microsoft.com/office/drawing/2016/5/13/chartex" xmlns:cx8="http://schemas.microsoft.com/office/drawing/2016/5/14/chartex" xmlns:mc="http://schemas.openxmlformats.org/markup-compatibility/2006" xmlns:aink="http://schemas.microsoft.com/office/drawing/2016/ink" xmlns:am3d="http://schemas.microsoft.com/office/drawing/2017/model3d" xmlns:o="urn:schemas-microsoft-com:office:office" xmlns:oel="http://schemas.microsoft.com/office/2019/extlst" xmlns:r="http://schemas.openxmlformats.org/officeDocument/2006/relationships" xmlns:m="http://schemas.openxmlformats.org/officeDocument/2006/math" xmlns:v="urn:schemas-microsoft-com:vml" xmlns:wp14="http://schemas.microsoft.com/office/word/2010/wordprocessingDrawing" xmlns:wp="http://schemas.openxmlformats.org/drawingml/2006/wordprocessingDrawing" xmlns:w10="urn:schemas-microsoft-com:office:word" xmlns:w="http://schemas.openxmlformats.org/wordprocessingml/2006/main" xmlns:w14="http://schemas.microsoft.com/office/word/2010/wordml" xmlns:w15="http://schemas.microsoft.com/office/word/2012/wordml" xmlns:w16cex="http://schemas.microsoft.com/office/word/2018/wordml/cex" xmlns:w16cid="http://schemas.microsoft.com/office/word/2016/wordml/cid" xmlns:w16="http://schemas.microsoft.com/office/word/2018/wordml" xmlns:w16du="http://schemas.microsoft.com/office/word/2023/wordml/word16du" xmlns:w16sdtdh="http://schemas.microsoft.com/office/word/2020/wordml/sdtdatahash" xmlns:w16se="http://schemas.microsoft.com/office/word/2015/wordml/symex" xmlns:wpg="http://schemas.microsoft.com/office/word/2010/wordprocessingGroup" xmlns:wpi="http://schemas.microsoft.com/office/word/2010/wordprocessingInk" xmlns:wne="http://schemas.microsoft.com/office/word/2006/wordml" xmlns:wps="http://schemas.microsoft.com/office/word/2010/wordprocessingShape" mc:Ignorable="w14 w15 w16se w16cid w16 w16cex w16sdtdh w16du wp14">
+<w:document xmlns:wpc="http://schemas.microsoft.com/office/word/2010/wordprocessingCanvas" xmlns:cx="http://schemas.microsoft.com/office/drawing/2014/chartex" xmlns:cx1="http://schemas.microsoft.com/office/drawing/2015/9/8/chartex" xmlns:cx2="http://schemas.microsoft.com/office/drawing/2015/10/21/chartex" xmlns:cx3="http://schemas.microsoft.com/office/drawing/2016/5/9/chartex" xmlns:cx4="http://schemas.microsoft.com/office/drawing/2016/5/10/chartex" xmlns:cx5="http://schemas.microsoft.com/office/drawing/2016/5/11/chartex" xmlns:cx6="http://schemas.microsoft.com/office/drawing/2016/5/12/chartex" xmlns:cx7="http://schemas.microsoft.com/office/drawing/2016/5/13/chartex" xmlns:cx8="http://schemas.microsoft.com/office/drawing/2016/5/14/chartex" xmlns:mc="http://schemas.openxmlformats.org/markup-compatibility/2006" xmlns:aink="http://schemas.microsoft.com/office/drawing/2016/ink" xmlns:am3d="http://schemas.microsoft.com/office/drawing/2017/model3d" xmlns:o="urn:schemas-microsoft-com:office:office" xmlns:oel="http://schemas.microsoft.com/office/2019/extlst" xmlns:r="http://schemas.openxmlformats.org/officeDocument/2006/relationships" xmlns:m="http://schemas.openxmlformats.org/officeDocument/2006/math" xmlns:v="urn:schemas-microsoft-com:vml" xmlns:wp14="http://schemas.microsoft.com/office/word/2010/wordprocessingDrawing" xmlns:wp="http://schemas.openxmlformats.org/drawingml/2006/wordprocessingDrawing" xmlns:w10="urn:schemas-microsoft-com:office:word" xmlns:w="http://schemas.openxmlformats.org/wordprocessingml/2006/main" xmlns:w14="http://schemas.microsoft.com/office/word/2010/wordml" xmlns:w15="http://schemas.microsoft.com/office/word/2012/wordml" xmlns:w16cex="http://schemas.microsoft.com/office/word/2018/wordml/cex" xmlns:w16cid="http://schemas.microsoft.com/office/word/2016/wordml/cid" xmlns:w16="http://schemas.microsoft.com/office/word/2018/wordml" xmlns:w16du="http://schemas.microsoft.com/office/word/2023/wordml/word16du" xmlns:w16sdtdh="http://schemas.microsoft.com/office/word/2020/wordml/sdtdatahash" xmlns:w16sdtfl="http://schemas.microsoft.com/office/word/2024/wordml/sdtformatlock" xmlns:w16se="http://schemas.microsoft.com/office/word/2015/wordml/symex" xmlns:wpg="http://schemas.microsoft.com/office/word/2010/wordprocessingGroup" xmlns:wpi="http://schemas.microsoft.com/office/word/2010/wordprocessingInk" xmlns:wne="http://schemas.microsoft.com/office/word/2006/wordml" xmlns:wps="http://schemas.microsoft.com/office/word/2010/wordprocessingShape" mc:Ignorable="w14 w15 w16se w16cid w16 w16cex w16sdtdh w16sdtfl w16du wp14">
   <w:body>
     <w:p>
       <w:pPr>
@@ -78,7 +78,7 @@
           <w:b/>
           <w:sz w:val="24"/>
         </w:rPr>
-        <w:t>4</w:t>
+        <w:t>5</w:t>
       </w:r>
     </w:p>
     <w:p>
@@ -2222,7 +2222,7 @@
 </file>
 
 <file path=word/numbering.xml><?xml version="1.0" encoding="utf-8"?>
-<w:numbering xmlns:wpc="http://schemas.microsoft.com/office/word/2010/wordprocessingCanvas" xmlns:cx="http://schemas.microsoft.com/office/drawing/2014/chartex" xmlns:cx1="http://schemas.microsoft.com/office/drawing/2015/9/8/chartex" xmlns:cx2="http://schemas.microsoft.com/office/drawing/2015/10/21/chartex" xmlns:cx3="http://schemas.microsoft.com/office/drawing/2016/5/9/chartex" xmlns:cx4="http://schemas.microsoft.com/office/drawing/2016/5/10/chartex" xmlns:cx5="http://schemas.microsoft.com/office/drawing/2016/5/11/chartex" xmlns:cx6="http://schemas.microsoft.com/office/drawing/2016/5/12/chartex" xmlns:cx7="http://schemas.microsoft.com/office/drawing/2016/5/13/chartex" xmlns:cx8="http://schemas.microsoft.com/office/drawing/2016/5/14/chartex" xmlns:mc="http://schemas.openxmlformats.org/markup-compatibility/2006" xmlns:aink="http://schemas.microsoft.com/office/drawing/2016/ink" xmlns:am3d="http://schemas.microsoft.com/office/drawing/2017/model3d" xmlns:o="urn:schemas-microsoft-com:office:office" xmlns:oel="http://schemas.microsoft.com/office/2019/extlst" xmlns:r="http://schemas.openxmlformats.org/officeDocument/2006/relationships" xmlns:m="http://schemas.openxmlformats.org/officeDocument/2006/math" xmlns:v="urn:schemas-microsoft-com:vml" xmlns:wp14="http://schemas.microsoft.com/office/word/2010/wordprocessingDrawing" xmlns:wp="http://schemas.openxmlformats.org/drawingml/2006/wordprocessingDrawing" xmlns:w10="urn:schemas-microsoft-com:office:word" xmlns:w="http://schemas.openxmlformats.org/wordprocessingml/2006/main" xmlns:w14="http://schemas.microsoft.com/office/word/2010/wordml" xmlns:w15="http://schemas.microsoft.com/office/word/2012/wordml" xmlns:w16cex="http://schemas.microsoft.com/office/word/2018/wordml/cex" xmlns:w16cid="http://schemas.microsoft.com/office/word/2016/wordml/cid" xmlns:w16="http://schemas.microsoft.com/office/word/2018/wordml" xmlns:w16du="http://schemas.microsoft.com/office/word/2023/wordml/word16du" xmlns:w16sdtdh="http://schemas.microsoft.com/office/word/2020/wordml/sdtdatahash" xmlns:w16se="http://schemas.microsoft.com/office/word/2015/wordml/symex" xmlns:wpg="http://schemas.microsoft.com/office/word/2010/wordprocessingGroup" xmlns:wpi="http://schemas.microsoft.com/office/word/2010/wordprocessingInk" xmlns:wne="http://schemas.microsoft.com/office/word/2006/wordml" xmlns:wps="http://schemas.microsoft.com/office/word/2010/wordprocessingShape" mc:Ignorable="w14 w15 w16se w16cid w16 w16cex w16sdtdh w16du wp14">
+<w:numbering xmlns:wpc="http://schemas.microsoft.com/office/word/2010/wordprocessingCanvas" xmlns:cx="http://schemas.microsoft.com/office/drawing/2014/chartex" xmlns:cx1="http://schemas.microsoft.com/office/drawing/2015/9/8/chartex" xmlns:cx2="http://schemas.microsoft.com/office/drawing/2015/10/21/chartex" xmlns:cx3="http://schemas.microsoft.com/office/drawing/2016/5/9/chartex" xmlns:cx4="http://schemas.microsoft.com/office/drawing/2016/5/10/chartex" xmlns:cx5="http://schemas.microsoft.com/office/drawing/2016/5/11/chartex" xmlns:cx6="http://schemas.microsoft.com/office/drawing/2016/5/12/chartex" xmlns:cx7="http://schemas.microsoft.com/office/drawing/2016/5/13/chartex" xmlns:cx8="http://schemas.microsoft.com/office/drawing/2016/5/14/chartex" xmlns:mc="http://schemas.openxmlformats.org/markup-compatibility/2006" xmlns:aink="http://schemas.microsoft.com/office/drawing/2016/ink" xmlns:am3d="http://schemas.microsoft.com/office/drawing/2017/model3d" xmlns:o="urn:schemas-microsoft-com:office:office" xmlns:oel="http://schemas.microsoft.com/office/2019/extlst" xmlns:r="http://schemas.openxmlformats.org/officeDocument/2006/relationships" xmlns:m="http://schemas.openxmlformats.org/officeDocument/2006/math" xmlns:v="urn:schemas-microsoft-com:vml" xmlns:wp14="http://schemas.microsoft.com/office/word/2010/wordprocessingDrawing" xmlns:wp="http://schemas.openxmlformats.org/drawingml/2006/wordprocessingDrawing" xmlns:w10="urn:schemas-microsoft-com:office:word" xmlns:w="http://schemas.openxmlformats.org/wordprocessingml/2006/main" xmlns:w14="http://schemas.microsoft.com/office/word/2010/wordml" xmlns:w15="http://schemas.microsoft.com/office/word/2012/wordml" xmlns:w16cex="http://schemas.microsoft.com/office/word/2018/wordml/cex" xmlns:w16cid="http://schemas.microsoft.com/office/word/2016/wordml/cid" xmlns:w16="http://schemas.microsoft.com/office/word/2018/wordml" xmlns:w16du="http://schemas.microsoft.com/office/word/2023/wordml/word16du" xmlns:w16sdtdh="http://schemas.microsoft.com/office/word/2020/wordml/sdtdatahash" xmlns:w16sdtfl="http://schemas.microsoft.com/office/word/2024/wordml/sdtformatlock" xmlns:w16se="http://schemas.microsoft.com/office/word/2015/wordml/symex" xmlns:wpg="http://schemas.microsoft.com/office/word/2010/wordprocessingGroup" xmlns:wpi="http://schemas.microsoft.com/office/word/2010/wordprocessingInk" xmlns:wne="http://schemas.microsoft.com/office/word/2006/wordml" xmlns:wps="http://schemas.microsoft.com/office/word/2010/wordprocessingShape" mc:Ignorable="w14 w15 w16se w16cid w16 w16cex w16sdtdh w16sdtfl w16du wp14">
   <w:abstractNum w:abstractNumId="0" w15:restartNumberingAfterBreak="0">
     <w:nsid w:val="050C42CB"/>
     <w:multiLevelType w:val="hybridMultilevel"/>
@@ -3281,7 +3281,7 @@
 </file>
 
 <file path=word/styles.xml><?xml version="1.0" encoding="utf-8"?>
-<w:styles xmlns:mc="http://schemas.openxmlformats.org/markup-compatibility/2006" xmlns:r="http://schemas.openxmlformats.org/officeDocument/2006/relationships" xmlns:w="http://schemas.openxmlformats.org/wordprocessingml/2006/main" xmlns:w14="http://schemas.microsoft.com/office/word/2010/wordml" xmlns:w15="http://schemas.microsoft.com/office/word/2012/wordml" xmlns:w16cex="http://schemas.microsoft.com/office/word/2018/wordml/cex" xmlns:w16cid="http://schemas.microsoft.com/office/word/2016/wordml/cid" xmlns:w16="http://schemas.microsoft.com/office/word/2018/wordml" xmlns:w16du="http://schemas.microsoft.com/office/word/2023/wordml/word16du" xmlns:w16sdtdh="http://schemas.microsoft.com/office/word/2020/wordml/sdtdatahash" xmlns:w16se="http://schemas.microsoft.com/office/word/2015/wordml/symex" mc:Ignorable="w14 w15 w16se w16cid w16 w16cex w16sdtdh w16du">
+<w:styles xmlns:mc="http://schemas.openxmlformats.org/markup-compatibility/2006" xmlns:r="http://schemas.openxmlformats.org/officeDocument/2006/relationships" xmlns:w="http://schemas.openxmlformats.org/wordprocessingml/2006/main" xmlns:w14="http://schemas.microsoft.com/office/word/2010/wordml" xmlns:w15="http://schemas.microsoft.com/office/word/2012/wordml" xmlns:w16cex="http://schemas.microsoft.com/office/word/2018/wordml/cex" xmlns:w16cid="http://schemas.microsoft.com/office/word/2016/wordml/cid" xmlns:w16="http://schemas.microsoft.com/office/word/2018/wordml" xmlns:w16du="http://schemas.microsoft.com/office/word/2023/wordml/word16du" xmlns:w16sdtdh="http://schemas.microsoft.com/office/word/2020/wordml/sdtdatahash" xmlns:w16sdtfl="http://schemas.microsoft.com/office/word/2024/wordml/sdtformatlock" xmlns:w16se="http://schemas.microsoft.com/office/word/2015/wordml/symex" mc:Ignorable="w14 w15 w16se w16cid w16 w16cex w16sdtdh w16sdtfl w16du">
   <w:docDefaults>
     <w:rPrDefault>
       <w:rPr>

--- a/exerc/lista06.docx
+++ b/exerc/lista06.docx
@@ -78,7 +78,7 @@
           <w:b/>
           <w:sz w:val="24"/>
         </w:rPr>
-        <w:t>5</w:t>
+        <w:t>6</w:t>
       </w:r>
     </w:p>
     <w:p>
@@ -152,7 +152,14 @@
           <w:sz w:val="24"/>
           <w:szCs w:val="24"/>
         </w:rPr>
-        <w:t>Já que o nível de significância representa a probabilidade de rejeitar indevidamente a hipótese nula, por que não podemos utilizar níveis de significância iguais a zero num teste estatístico?</w:t>
+        <w:t xml:space="preserve">Por que não se pode utilizar </w:t>
+      </w:r>
+      <w:r>
+        <w:rPr>
+          <w:sz w:val="24"/>
+          <w:szCs w:val="24"/>
+        </w:rPr>
+        <w:t>níveis de significância iguais a zero num teste estatístico?</w:t>
       </w:r>
     </w:p>
     <w:p>
@@ -172,63 +179,49 @@
           <w:sz w:val="24"/>
           <w:szCs w:val="24"/>
         </w:rPr>
-        <w:t xml:space="preserve">Se </w:t>
+        <w:t xml:space="preserve">Por que não posso </w:t>
       </w:r>
       <w:r>
         <w:rPr>
           <w:sz w:val="24"/>
           <w:szCs w:val="24"/>
         </w:rPr>
-        <w:t xml:space="preserve">eu </w:t>
+        <w:t>comparar duas variâncias</w:t>
       </w:r>
       <w:r>
         <w:rPr>
           <w:sz w:val="24"/>
           <w:szCs w:val="24"/>
         </w:rPr>
-        <w:t>qu</w:t>
+        <w:t xml:space="preserve"> a partir de uma </w:t>
       </w:r>
       <w:r>
         <w:rPr>
           <w:sz w:val="24"/>
           <w:szCs w:val="24"/>
         </w:rPr>
-        <w:t>ero</w:t>
+        <w:t xml:space="preserve">estatística baseada na </w:t>
       </w:r>
       <w:r>
         <w:rPr>
           <w:sz w:val="24"/>
           <w:szCs w:val="24"/>
         </w:rPr>
-        <w:t xml:space="preserve"> comparar duas variâncias, por que </w:t>
+        <w:t>diferença de variâncias</w:t>
       </w:r>
       <w:r>
         <w:rPr>
           <w:sz w:val="24"/>
           <w:szCs w:val="24"/>
         </w:rPr>
-        <w:t xml:space="preserve">uso uma estatística baseada na </w:t>
+        <w:t xml:space="preserve"> amostrais</w:t>
       </w:r>
       <w:r>
         <w:rPr>
           <w:sz w:val="24"/>
           <w:szCs w:val="24"/>
         </w:rPr>
-        <w:t xml:space="preserve">razão de variâncias e não </w:t>
-      </w:r>
-      <w:r>
-        <w:rPr>
-          <w:sz w:val="24"/>
-          <w:szCs w:val="24"/>
-        </w:rPr>
-        <w:t>n</w:t>
-      </w:r>
-      <w:r>
-        <w:rPr>
-          <w:sz w:val="24"/>
-          <w:szCs w:val="24"/>
-        </w:rPr>
-        <w:t>a diferença de variâncias?</w:t>
+        <w:t>?</w:t>
       </w:r>
     </w:p>
     <w:p>
@@ -264,7 +257,14 @@
         <w:rPr>
           <w:szCs w:val="24"/>
         </w:rPr>
-        <w:t>Duas imagens, A e B, são obtidas e para uma mesma classe temática são retiradas amostras de tamanho n</w:t>
+        <w:t xml:space="preserve">Duas imagens, A e B, são obtidas e para uma mesma classe temática são retiradas amostras de tamanho </w:t>
+      </w:r>
+      <w:proofErr w:type="spellStart"/>
+      <w:r>
+        <w:rPr>
+          <w:szCs w:val="24"/>
+        </w:rPr>
+        <w:t>n</w:t>
       </w:r>
       <w:r>
         <w:rPr>
@@ -273,6 +273,7 @@
         </w:rPr>
         <w:t>A</w:t>
       </w:r>
+      <w:proofErr w:type="spellEnd"/>
       <w:r>
         <w:rPr>
           <w:szCs w:val="24"/>
@@ -289,13 +290,20 @@
         <w:rPr>
           <w:szCs w:val="24"/>
         </w:rPr>
-        <w:t>0</w:t>
-      </w:r>
-      <w:r>
-        <w:rPr>
-          <w:szCs w:val="24"/>
-        </w:rPr>
-        <w:t xml:space="preserve"> e n</w:t>
+        <w:t>5</w:t>
+      </w:r>
+      <w:r>
+        <w:rPr>
+          <w:szCs w:val="24"/>
+        </w:rPr>
+        <w:t xml:space="preserve"> e </w:t>
+      </w:r>
+      <w:proofErr w:type="spellStart"/>
+      <w:r>
+        <w:rPr>
+          <w:szCs w:val="24"/>
+        </w:rPr>
+        <w:t>n</w:t>
       </w:r>
       <w:r>
         <w:rPr>
@@ -304,6 +312,7 @@
         </w:rPr>
         <w:t>B</w:t>
       </w:r>
+      <w:proofErr w:type="spellEnd"/>
       <w:r>
         <w:rPr>
           <w:szCs w:val="24"/>
@@ -383,7 +392,21 @@
             <w:rFonts w:ascii="Cambria Math" w:hAnsi="Cambria Math"/>
             <w:szCs w:val="24"/>
           </w:rPr>
-          <m:t>=25,2</m:t>
+          <m:t>=</m:t>
+        </m:r>
+        <m:r>
+          <w:rPr>
+            <w:rFonts w:ascii="Cambria Math" w:hAnsi="Cambria Math"/>
+            <w:szCs w:val="24"/>
+          </w:rPr>
+          <m:t>17</m:t>
+        </m:r>
+        <m:r>
+          <w:rPr>
+            <w:rFonts w:ascii="Cambria Math" w:hAnsi="Cambria Math"/>
+            <w:szCs w:val="24"/>
+          </w:rPr>
+          <m:t>,2</m:t>
         </m:r>
       </m:oMath>
       <w:r>
@@ -436,7 +459,21 @@
             <w:rFonts w:ascii="Cambria Math" w:hAnsi="Cambria Math"/>
             <w:szCs w:val="24"/>
           </w:rPr>
-          <m:t>=29,5</m:t>
+          <m:t>=</m:t>
+        </m:r>
+        <m:r>
+          <w:rPr>
+            <w:rFonts w:ascii="Cambria Math" w:hAnsi="Cambria Math"/>
+            <w:szCs w:val="24"/>
+          </w:rPr>
+          <m:t>8</m:t>
+        </m:r>
+        <m:r>
+          <w:rPr>
+            <w:rFonts w:ascii="Cambria Math" w:hAnsi="Cambria Math"/>
+            <w:szCs w:val="24"/>
+          </w:rPr>
+          <m:t>,5</m:t>
         </m:r>
       </m:oMath>
       <w:r>
@@ -494,7 +531,21 @@
             <w:rFonts w:ascii="Cambria Math" w:hAnsi="Cambria Math"/>
             <w:szCs w:val="24"/>
           </w:rPr>
-          <m:t>=15,6</m:t>
+          <m:t>=</m:t>
+        </m:r>
+        <m:r>
+          <w:rPr>
+            <w:rFonts w:ascii="Cambria Math" w:hAnsi="Cambria Math"/>
+            <w:szCs w:val="24"/>
+          </w:rPr>
+          <m:t>18</m:t>
+        </m:r>
+        <m:r>
+          <w:rPr>
+            <w:rFonts w:ascii="Cambria Math" w:hAnsi="Cambria Math"/>
+            <w:szCs w:val="24"/>
+          </w:rPr>
+          <m:t>,7</m:t>
         </m:r>
       </m:oMath>
       <w:r>
@@ -547,7 +598,21 @@
             <w:rFonts w:ascii="Cambria Math" w:hAnsi="Cambria Math"/>
             <w:szCs w:val="24"/>
           </w:rPr>
-          <m:t>=13,2</m:t>
+          <m:t>=</m:t>
+        </m:r>
+        <m:r>
+          <w:rPr>
+            <w:rFonts w:ascii="Cambria Math" w:hAnsi="Cambria Math"/>
+            <w:szCs w:val="24"/>
+          </w:rPr>
+          <m:t>9</m:t>
+        </m:r>
+        <m:r>
+          <w:rPr>
+            <w:rFonts w:ascii="Cambria Math" w:hAnsi="Cambria Math"/>
+            <w:szCs w:val="24"/>
+          </w:rPr>
+          <m:t>,2</m:t>
         </m:r>
       </m:oMath>
       <w:r>
@@ -629,7 +694,21 @@
         <w:rPr>
           <w:szCs w:val="24"/>
         </w:rPr>
-        <w:t xml:space="preserve"> t homocedásticos (tabelas abaixo) e constatou certa incoerência nos resultados</w:t>
+        <w:t xml:space="preserve"> t </w:t>
+      </w:r>
+      <w:proofErr w:type="spellStart"/>
+      <w:r>
+        <w:rPr>
+          <w:szCs w:val="24"/>
+        </w:rPr>
+        <w:t>homocedásticos</w:t>
+      </w:r>
+      <w:proofErr w:type="spellEnd"/>
+      <w:r>
+        <w:rPr>
+          <w:szCs w:val="24"/>
+        </w:rPr>
+        <w:t xml:space="preserve"> (tabelas abaixo) e constatou certa incoerência nos resultados</w:t>
       </w:r>
       <w:r>
         <w:rPr>
@@ -659,7 +738,13 @@
         <w:rPr>
           <w:szCs w:val="24"/>
         </w:rPr>
-        <w:t>0,70</w:t>
+        <w:t>0,</w:t>
+      </w:r>
+      <w:r>
+        <w:rPr>
+          <w:szCs w:val="24"/>
+        </w:rPr>
+        <w:t>3</w:t>
       </w:r>
       <w:r>
         <w:rPr>
@@ -677,7 +762,19 @@
         <w:rPr>
           <w:szCs w:val="24"/>
         </w:rPr>
-        <w:t xml:space="preserve"> conclusão que estas médias eram diferentes a 5%</w:t>
+        <w:t xml:space="preserve"> conclusão</w:t>
+      </w:r>
+      <w:r>
+        <w:rPr>
+          <w:szCs w:val="24"/>
+        </w:rPr>
+        <w:t xml:space="preserve"> de</w:t>
+      </w:r>
+      <w:r>
+        <w:rPr>
+          <w:szCs w:val="24"/>
+        </w:rPr>
+        <w:t xml:space="preserve"> que estas médias eram diferentes a 5%</w:t>
       </w:r>
       <w:r>
         <w:rPr>
@@ -719,7 +816,7 @@
         <w:rPr>
           <w:szCs w:val="24"/>
         </w:rPr>
-        <w:t>8,88</w:t>
+        <w:t>10,3</w:t>
       </w:r>
       <w:r>
         <w:rPr>
@@ -737,7 +834,19 @@
         <w:rPr>
           <w:szCs w:val="24"/>
         </w:rPr>
-        <w:t xml:space="preserve"> conclusão que estas médias eram iguais, considerando-se também 5% de significância. Como explicar que médias "mais distantes", como C e D, podem ser mais parecidas entre si, do que médias "mais próximas", como A e B?</w:t>
+        <w:t xml:space="preserve"> conclusão</w:t>
+      </w:r>
+      <w:r>
+        <w:rPr>
+          <w:szCs w:val="24"/>
+        </w:rPr>
+        <w:t xml:space="preserve"> de</w:t>
+      </w:r>
+      <w:r>
+        <w:rPr>
+          <w:szCs w:val="24"/>
+        </w:rPr>
+        <w:t xml:space="preserve"> que estas médias eram iguais, considerando-se também 5% de significância. Como explicar que médias "mais distantes", como C e D, podem ser mais parecidas entre si, do que médias "mais próximas", como A e B?</w:t>
       </w:r>
     </w:p>
     <w:tbl>
@@ -773,7 +882,6 @@
               <w:bottom w:val="single" w:sz="8" w:space="0" w:color="auto"/>
               <w:right w:val="nil"/>
             </w:tcBorders>
-            <w:shd w:val="clear" w:color="auto" w:fill="auto"/>
             <w:noWrap/>
             <w:vAlign w:val="center"/>
             <w:hideMark/>
@@ -801,7 +909,6 @@
               <w:bottom w:val="single" w:sz="8" w:space="0" w:color="auto"/>
               <w:right w:val="nil"/>
             </w:tcBorders>
-            <w:shd w:val="clear" w:color="auto" w:fill="auto"/>
             <w:noWrap/>
             <w:vAlign w:val="center"/>
             <w:hideMark/>
@@ -841,7 +948,6 @@
               <w:bottom w:val="single" w:sz="8" w:space="0" w:color="auto"/>
               <w:right w:val="nil"/>
             </w:tcBorders>
-            <w:shd w:val="clear" w:color="auto" w:fill="auto"/>
             <w:noWrap/>
             <w:vAlign w:val="center"/>
             <w:hideMark/>
@@ -881,7 +987,6 @@
               <w:bottom w:val="nil"/>
               <w:right w:val="nil"/>
             </w:tcBorders>
-            <w:shd w:val="clear" w:color="auto" w:fill="auto"/>
             <w:noWrap/>
             <w:vAlign w:val="center"/>
             <w:hideMark/>
@@ -906,7 +1011,6 @@
               <w:bottom w:val="single" w:sz="8" w:space="0" w:color="auto"/>
               <w:right w:val="nil"/>
             </w:tcBorders>
-            <w:shd w:val="clear" w:color="auto" w:fill="auto"/>
             <w:noWrap/>
             <w:vAlign w:val="center"/>
             <w:hideMark/>
@@ -934,7 +1038,6 @@
               <w:bottom w:val="single" w:sz="8" w:space="0" w:color="auto"/>
               <w:right w:val="nil"/>
             </w:tcBorders>
-            <w:shd w:val="clear" w:color="auto" w:fill="auto"/>
             <w:noWrap/>
             <w:vAlign w:val="center"/>
             <w:hideMark/>
@@ -974,7 +1077,6 @@
               <w:bottom w:val="single" w:sz="8" w:space="0" w:color="auto"/>
               <w:right w:val="nil"/>
             </w:tcBorders>
-            <w:shd w:val="clear" w:color="auto" w:fill="auto"/>
             <w:noWrap/>
             <w:vAlign w:val="center"/>
             <w:hideMark/>
@@ -1020,7 +1122,6 @@
               <w:bottom w:val="nil"/>
               <w:right w:val="nil"/>
             </w:tcBorders>
-            <w:shd w:val="clear" w:color="auto" w:fill="auto"/>
             <w:noWrap/>
             <w:vAlign w:val="center"/>
             <w:hideMark/>
@@ -1034,6 +1135,7 @@
                 <w:szCs w:val="22"/>
               </w:rPr>
             </w:pPr>
+            <w:proofErr w:type="spellStart"/>
             <w:r>
               <w:rPr>
                 <w:rFonts w:ascii="Arial" w:hAnsi="Arial" w:cs="Arial"/>
@@ -1043,6 +1145,42 @@
                 <w:lang w:val="en-US"/>
               </w:rPr>
               <w:t>Média</w:t>
+            </w:r>
+            <w:proofErr w:type="spellEnd"/>
+          </w:p>
+        </w:tc>
+        <w:tc>
+          <w:tcPr>
+            <w:tcW w:w="960" w:type="dxa"/>
+            <w:tcBorders>
+              <w:top w:val="nil"/>
+              <w:left w:val="nil"/>
+              <w:bottom w:val="nil"/>
+              <w:right w:val="nil"/>
+            </w:tcBorders>
+            <w:noWrap/>
+            <w:vAlign w:val="center"/>
+            <w:hideMark/>
+          </w:tcPr>
+          <w:p>
+            <w:pPr>
+              <w:jc w:val="center"/>
+              <w:rPr>
+                <w:rFonts w:ascii="Arial" w:hAnsi="Arial" w:cs="Arial"/>
+                <w:color w:val="000000"/>
+                <w:sz w:val="22"/>
+                <w:szCs w:val="22"/>
+              </w:rPr>
+            </w:pPr>
+            <w:r>
+              <w:rPr>
+                <w:rFonts w:ascii="Arial" w:hAnsi="Arial" w:cs="Arial"/>
+                <w:color w:val="000000"/>
+                <w:sz w:val="22"/>
+                <w:szCs w:val="22"/>
+                <w:lang w:val="en-US"/>
+              </w:rPr>
+              <w:t>12,6</w:t>
             </w:r>
           </w:p>
         </w:tc>
@@ -1055,7 +1193,6 @@
               <w:bottom w:val="nil"/>
               <w:right w:val="nil"/>
             </w:tcBorders>
-            <w:shd w:val="clear" w:color="auto" w:fill="auto"/>
             <w:noWrap/>
             <w:vAlign w:val="center"/>
             <w:hideMark/>
@@ -1078,7 +1215,7 @@
                 <w:szCs w:val="22"/>
                 <w:lang w:val="en-US"/>
               </w:rPr>
-              <w:t>15,7</w:t>
+              <w:t>12,9</w:t>
             </w:r>
           </w:p>
         </w:tc>
@@ -1091,7 +1228,66 @@
               <w:bottom w:val="nil"/>
               <w:right w:val="nil"/>
             </w:tcBorders>
-            <w:shd w:val="clear" w:color="auto" w:fill="auto"/>
+            <w:noWrap/>
+            <w:vAlign w:val="center"/>
+            <w:hideMark/>
+          </w:tcPr>
+          <w:p>
+            <w:pPr>
+              <w:rPr>
+                <w:rFonts w:ascii="Arial" w:hAnsi="Arial" w:cs="Arial"/>
+                <w:color w:val="000000"/>
+                <w:sz w:val="22"/>
+                <w:szCs w:val="22"/>
+              </w:rPr>
+            </w:pPr>
+          </w:p>
+        </w:tc>
+        <w:tc>
+          <w:tcPr>
+            <w:tcW w:w="1940" w:type="dxa"/>
+            <w:tcBorders>
+              <w:top w:val="nil"/>
+              <w:left w:val="nil"/>
+              <w:bottom w:val="nil"/>
+              <w:right w:val="nil"/>
+            </w:tcBorders>
+            <w:noWrap/>
+            <w:vAlign w:val="center"/>
+            <w:hideMark/>
+          </w:tcPr>
+          <w:p>
+            <w:pPr>
+              <w:rPr>
+                <w:rFonts w:ascii="Arial" w:hAnsi="Arial" w:cs="Arial"/>
+                <w:color w:val="000000"/>
+                <w:sz w:val="22"/>
+                <w:szCs w:val="22"/>
+              </w:rPr>
+            </w:pPr>
+            <w:proofErr w:type="spellStart"/>
+            <w:r>
+              <w:rPr>
+                <w:rFonts w:ascii="Arial" w:hAnsi="Arial" w:cs="Arial"/>
+                <w:color w:val="000000"/>
+                <w:sz w:val="22"/>
+                <w:szCs w:val="22"/>
+                <w:lang w:val="en-US"/>
+              </w:rPr>
+              <w:t>Média</w:t>
+            </w:r>
+            <w:proofErr w:type="spellEnd"/>
+          </w:p>
+        </w:tc>
+        <w:tc>
+          <w:tcPr>
+            <w:tcW w:w="960" w:type="dxa"/>
+            <w:tcBorders>
+              <w:top w:val="nil"/>
+              <w:left w:val="nil"/>
+              <w:bottom w:val="nil"/>
+              <w:right w:val="nil"/>
+            </w:tcBorders>
             <w:noWrap/>
             <w:vAlign w:val="center"/>
             <w:hideMark/>
@@ -1114,7 +1310,7 @@
                 <w:szCs w:val="22"/>
                 <w:lang w:val="en-US"/>
               </w:rPr>
-              <w:t>16,4</w:t>
+              <w:t>127,8</w:t>
             </w:r>
           </w:p>
         </w:tc>
@@ -1127,67 +1323,6 @@
               <w:bottom w:val="nil"/>
               <w:right w:val="nil"/>
             </w:tcBorders>
-            <w:shd w:val="clear" w:color="auto" w:fill="auto"/>
-            <w:noWrap/>
-            <w:vAlign w:val="center"/>
-            <w:hideMark/>
-          </w:tcPr>
-          <w:p>
-            <w:pPr>
-              <w:rPr>
-                <w:rFonts w:ascii="Arial" w:hAnsi="Arial" w:cs="Arial"/>
-                <w:color w:val="000000"/>
-                <w:sz w:val="22"/>
-                <w:szCs w:val="22"/>
-              </w:rPr>
-            </w:pPr>
-          </w:p>
-        </w:tc>
-        <w:tc>
-          <w:tcPr>
-            <w:tcW w:w="1940" w:type="dxa"/>
-            <w:tcBorders>
-              <w:top w:val="nil"/>
-              <w:left w:val="nil"/>
-              <w:bottom w:val="nil"/>
-              <w:right w:val="nil"/>
-            </w:tcBorders>
-            <w:shd w:val="clear" w:color="auto" w:fill="auto"/>
-            <w:noWrap/>
-            <w:vAlign w:val="center"/>
-            <w:hideMark/>
-          </w:tcPr>
-          <w:p>
-            <w:pPr>
-              <w:rPr>
-                <w:rFonts w:ascii="Arial" w:hAnsi="Arial" w:cs="Arial"/>
-                <w:color w:val="000000"/>
-                <w:sz w:val="22"/>
-                <w:szCs w:val="22"/>
-              </w:rPr>
-            </w:pPr>
-            <w:r>
-              <w:rPr>
-                <w:rFonts w:ascii="Arial" w:hAnsi="Arial" w:cs="Arial"/>
-                <w:color w:val="000000"/>
-                <w:sz w:val="22"/>
-                <w:szCs w:val="22"/>
-                <w:lang w:val="en-US"/>
-              </w:rPr>
-              <w:t>Média</w:t>
-            </w:r>
-          </w:p>
-        </w:tc>
-        <w:tc>
-          <w:tcPr>
-            <w:tcW w:w="960" w:type="dxa"/>
-            <w:tcBorders>
-              <w:top w:val="nil"/>
-              <w:left w:val="nil"/>
-              <w:bottom w:val="nil"/>
-              <w:right w:val="nil"/>
-            </w:tcBorders>
-            <w:shd w:val="clear" w:color="auto" w:fill="auto"/>
             <w:noWrap/>
             <w:vAlign w:val="center"/>
             <w:hideMark/>
@@ -1210,43 +1345,7 @@
                 <w:szCs w:val="22"/>
                 <w:lang w:val="en-US"/>
               </w:rPr>
-              <w:t>31,32</w:t>
-            </w:r>
-          </w:p>
-        </w:tc>
-        <w:tc>
-          <w:tcPr>
-            <w:tcW w:w="960" w:type="dxa"/>
-            <w:tcBorders>
-              <w:top w:val="nil"/>
-              <w:left w:val="nil"/>
-              <w:bottom w:val="nil"/>
-              <w:right w:val="nil"/>
-            </w:tcBorders>
-            <w:shd w:val="clear" w:color="auto" w:fill="auto"/>
-            <w:noWrap/>
-            <w:vAlign w:val="center"/>
-            <w:hideMark/>
-          </w:tcPr>
-          <w:p>
-            <w:pPr>
-              <w:jc w:val="center"/>
-              <w:rPr>
-                <w:rFonts w:ascii="Arial" w:hAnsi="Arial" w:cs="Arial"/>
-                <w:color w:val="000000"/>
-                <w:sz w:val="22"/>
-                <w:szCs w:val="22"/>
-              </w:rPr>
-            </w:pPr>
-            <w:r>
-              <w:rPr>
-                <w:rFonts w:ascii="Arial" w:hAnsi="Arial" w:cs="Arial"/>
-                <w:color w:val="000000"/>
-                <w:sz w:val="22"/>
-                <w:szCs w:val="22"/>
-                <w:lang w:val="en-US"/>
-              </w:rPr>
-              <w:t>40,2</w:t>
+              <w:t>138,1</w:t>
             </w:r>
           </w:p>
         </w:tc>
@@ -1265,7 +1364,6 @@
               <w:bottom w:val="nil"/>
               <w:right w:val="nil"/>
             </w:tcBorders>
-            <w:shd w:val="clear" w:color="auto" w:fill="auto"/>
             <w:noWrap/>
             <w:vAlign w:val="center"/>
             <w:hideMark/>
@@ -1279,6 +1377,7 @@
                 <w:szCs w:val="22"/>
               </w:rPr>
             </w:pPr>
+            <w:proofErr w:type="spellStart"/>
             <w:r>
               <w:rPr>
                 <w:rFonts w:ascii="Arial" w:hAnsi="Arial" w:cs="Arial"/>
@@ -1288,6 +1387,42 @@
                 <w:lang w:val="en-US"/>
               </w:rPr>
               <w:t>Variância</w:t>
+            </w:r>
+            <w:proofErr w:type="spellEnd"/>
+          </w:p>
+        </w:tc>
+        <w:tc>
+          <w:tcPr>
+            <w:tcW w:w="960" w:type="dxa"/>
+            <w:tcBorders>
+              <w:top w:val="nil"/>
+              <w:left w:val="nil"/>
+              <w:bottom w:val="nil"/>
+              <w:right w:val="nil"/>
+            </w:tcBorders>
+            <w:noWrap/>
+            <w:vAlign w:val="center"/>
+            <w:hideMark/>
+          </w:tcPr>
+          <w:p>
+            <w:pPr>
+              <w:jc w:val="center"/>
+              <w:rPr>
+                <w:rFonts w:ascii="Arial" w:hAnsi="Arial" w:cs="Arial"/>
+                <w:color w:val="000000"/>
+                <w:sz w:val="22"/>
+                <w:szCs w:val="22"/>
+              </w:rPr>
+            </w:pPr>
+            <w:r>
+              <w:rPr>
+                <w:rFonts w:ascii="Arial" w:hAnsi="Arial" w:cs="Arial"/>
+                <w:color w:val="000000"/>
+                <w:sz w:val="22"/>
+                <w:szCs w:val="22"/>
+                <w:lang w:val="en-US"/>
+              </w:rPr>
+              <w:t>0,3</w:t>
             </w:r>
           </w:p>
         </w:tc>
@@ -1300,7 +1435,6 @@
               <w:bottom w:val="nil"/>
               <w:right w:val="nil"/>
             </w:tcBorders>
-            <w:shd w:val="clear" w:color="auto" w:fill="auto"/>
             <w:noWrap/>
             <w:vAlign w:val="center"/>
             <w:hideMark/>
@@ -1323,7 +1457,7 @@
                 <w:szCs w:val="22"/>
                 <w:lang w:val="en-US"/>
               </w:rPr>
-              <w:t>1,1</w:t>
+              <w:t>0,2</w:t>
             </w:r>
           </w:p>
         </w:tc>
@@ -1336,7 +1470,66 @@
               <w:bottom w:val="nil"/>
               <w:right w:val="nil"/>
             </w:tcBorders>
-            <w:shd w:val="clear" w:color="auto" w:fill="auto"/>
+            <w:noWrap/>
+            <w:vAlign w:val="center"/>
+            <w:hideMark/>
+          </w:tcPr>
+          <w:p>
+            <w:pPr>
+              <w:rPr>
+                <w:rFonts w:ascii="Arial" w:hAnsi="Arial" w:cs="Arial"/>
+                <w:color w:val="000000"/>
+                <w:sz w:val="22"/>
+                <w:szCs w:val="22"/>
+              </w:rPr>
+            </w:pPr>
+          </w:p>
+        </w:tc>
+        <w:tc>
+          <w:tcPr>
+            <w:tcW w:w="1940" w:type="dxa"/>
+            <w:tcBorders>
+              <w:top w:val="nil"/>
+              <w:left w:val="nil"/>
+              <w:bottom w:val="nil"/>
+              <w:right w:val="nil"/>
+            </w:tcBorders>
+            <w:noWrap/>
+            <w:vAlign w:val="center"/>
+            <w:hideMark/>
+          </w:tcPr>
+          <w:p>
+            <w:pPr>
+              <w:rPr>
+                <w:rFonts w:ascii="Arial" w:hAnsi="Arial" w:cs="Arial"/>
+                <w:color w:val="000000"/>
+                <w:sz w:val="22"/>
+                <w:szCs w:val="22"/>
+              </w:rPr>
+            </w:pPr>
+            <w:proofErr w:type="spellStart"/>
+            <w:r>
+              <w:rPr>
+                <w:rFonts w:ascii="Arial" w:hAnsi="Arial" w:cs="Arial"/>
+                <w:color w:val="000000"/>
+                <w:sz w:val="22"/>
+                <w:szCs w:val="22"/>
+                <w:lang w:val="en-US"/>
+              </w:rPr>
+              <w:t>Variância</w:t>
+            </w:r>
+            <w:proofErr w:type="spellEnd"/>
+          </w:p>
+        </w:tc>
+        <w:tc>
+          <w:tcPr>
+            <w:tcW w:w="960" w:type="dxa"/>
+            <w:tcBorders>
+              <w:top w:val="nil"/>
+              <w:left w:val="nil"/>
+              <w:bottom w:val="nil"/>
+              <w:right w:val="nil"/>
+            </w:tcBorders>
             <w:noWrap/>
             <w:vAlign w:val="center"/>
             <w:hideMark/>
@@ -1359,7 +1552,7 @@
                 <w:szCs w:val="22"/>
                 <w:lang w:val="en-US"/>
               </w:rPr>
-              <w:t>1,8</w:t>
+              <w:t>910,5</w:t>
             </w:r>
           </w:p>
         </w:tc>
@@ -1372,67 +1565,6 @@
               <w:bottom w:val="nil"/>
               <w:right w:val="nil"/>
             </w:tcBorders>
-            <w:shd w:val="clear" w:color="auto" w:fill="auto"/>
-            <w:noWrap/>
-            <w:vAlign w:val="center"/>
-            <w:hideMark/>
-          </w:tcPr>
-          <w:p>
-            <w:pPr>
-              <w:rPr>
-                <w:rFonts w:ascii="Arial" w:hAnsi="Arial" w:cs="Arial"/>
-                <w:color w:val="000000"/>
-                <w:sz w:val="22"/>
-                <w:szCs w:val="22"/>
-              </w:rPr>
-            </w:pPr>
-          </w:p>
-        </w:tc>
-        <w:tc>
-          <w:tcPr>
-            <w:tcW w:w="1940" w:type="dxa"/>
-            <w:tcBorders>
-              <w:top w:val="nil"/>
-              <w:left w:val="nil"/>
-              <w:bottom w:val="nil"/>
-              <w:right w:val="nil"/>
-            </w:tcBorders>
-            <w:shd w:val="clear" w:color="auto" w:fill="auto"/>
-            <w:noWrap/>
-            <w:vAlign w:val="center"/>
-            <w:hideMark/>
-          </w:tcPr>
-          <w:p>
-            <w:pPr>
-              <w:rPr>
-                <w:rFonts w:ascii="Arial" w:hAnsi="Arial" w:cs="Arial"/>
-                <w:color w:val="000000"/>
-                <w:sz w:val="22"/>
-                <w:szCs w:val="22"/>
-              </w:rPr>
-            </w:pPr>
-            <w:r>
-              <w:rPr>
-                <w:rFonts w:ascii="Arial" w:hAnsi="Arial" w:cs="Arial"/>
-                <w:color w:val="000000"/>
-                <w:sz w:val="22"/>
-                <w:szCs w:val="22"/>
-                <w:lang w:val="en-US"/>
-              </w:rPr>
-              <w:t>Variância</w:t>
-            </w:r>
-          </w:p>
-        </w:tc>
-        <w:tc>
-          <w:tcPr>
-            <w:tcW w:w="960" w:type="dxa"/>
-            <w:tcBorders>
-              <w:top w:val="nil"/>
-              <w:left w:val="nil"/>
-              <w:bottom w:val="nil"/>
-              <w:right w:val="nil"/>
-            </w:tcBorders>
-            <w:shd w:val="clear" w:color="auto" w:fill="auto"/>
             <w:noWrap/>
             <w:vAlign w:val="center"/>
             <w:hideMark/>
@@ -1455,43 +1587,7 @@
                 <w:szCs w:val="22"/>
                 <w:lang w:val="en-US"/>
               </w:rPr>
-              <w:t>703,5</w:t>
-            </w:r>
-          </w:p>
-        </w:tc>
-        <w:tc>
-          <w:tcPr>
-            <w:tcW w:w="960" w:type="dxa"/>
-            <w:tcBorders>
-              <w:top w:val="nil"/>
-              <w:left w:val="nil"/>
-              <w:bottom w:val="nil"/>
-              <w:right w:val="nil"/>
-            </w:tcBorders>
-            <w:shd w:val="clear" w:color="auto" w:fill="auto"/>
-            <w:noWrap/>
-            <w:vAlign w:val="center"/>
-            <w:hideMark/>
-          </w:tcPr>
-          <w:p>
-            <w:pPr>
-              <w:jc w:val="center"/>
-              <w:rPr>
-                <w:rFonts w:ascii="Arial" w:hAnsi="Arial" w:cs="Arial"/>
-                <w:color w:val="000000"/>
-                <w:sz w:val="22"/>
-                <w:szCs w:val="22"/>
-              </w:rPr>
-            </w:pPr>
-            <w:r>
-              <w:rPr>
-                <w:rFonts w:ascii="Arial" w:hAnsi="Arial" w:cs="Arial"/>
-                <w:color w:val="000000"/>
-                <w:sz w:val="22"/>
-                <w:szCs w:val="22"/>
-                <w:lang w:val="en-US"/>
-              </w:rPr>
-              <w:t>725,8</w:t>
+              <w:t>934,3</w:t>
             </w:r>
           </w:p>
         </w:tc>
@@ -1510,7 +1606,6 @@
               <w:bottom w:val="nil"/>
               <w:right w:val="nil"/>
             </w:tcBorders>
-            <w:shd w:val="clear" w:color="auto" w:fill="auto"/>
             <w:noWrap/>
             <w:vAlign w:val="center"/>
             <w:hideMark/>
@@ -1524,6 +1619,7 @@
                 <w:szCs w:val="22"/>
               </w:rPr>
             </w:pPr>
+            <w:proofErr w:type="spellStart"/>
             <w:r>
               <w:rPr>
                 <w:rFonts w:ascii="Arial" w:hAnsi="Arial" w:cs="Arial"/>
@@ -1533,6 +1629,52 @@
                 <w:lang w:val="en-US"/>
               </w:rPr>
               <w:t>Observações</w:t>
+            </w:r>
+            <w:proofErr w:type="spellEnd"/>
+          </w:p>
+        </w:tc>
+        <w:tc>
+          <w:tcPr>
+            <w:tcW w:w="960" w:type="dxa"/>
+            <w:tcBorders>
+              <w:top w:val="nil"/>
+              <w:left w:val="nil"/>
+              <w:bottom w:val="nil"/>
+              <w:right w:val="nil"/>
+            </w:tcBorders>
+            <w:noWrap/>
+            <w:vAlign w:val="center"/>
+            <w:hideMark/>
+          </w:tcPr>
+          <w:p>
+            <w:pPr>
+              <w:jc w:val="center"/>
+              <w:rPr>
+                <w:rFonts w:ascii="Arial" w:hAnsi="Arial" w:cs="Arial"/>
+                <w:color w:val="000000"/>
+                <w:sz w:val="22"/>
+                <w:szCs w:val="22"/>
+              </w:rPr>
+            </w:pPr>
+            <w:r>
+              <w:rPr>
+                <w:rFonts w:ascii="Arial" w:hAnsi="Arial" w:cs="Arial"/>
+                <w:color w:val="000000"/>
+                <w:sz w:val="22"/>
+                <w:szCs w:val="22"/>
+                <w:lang w:val="en-US"/>
+              </w:rPr>
+              <w:t>4</w:t>
+            </w:r>
+            <w:r>
+              <w:rPr>
+                <w:rFonts w:ascii="Arial" w:hAnsi="Arial" w:cs="Arial"/>
+                <w:color w:val="000000"/>
+                <w:sz w:val="22"/>
+                <w:szCs w:val="22"/>
+                <w:lang w:val="en-US"/>
+              </w:rPr>
+              <w:t>0</w:t>
             </w:r>
           </w:p>
         </w:tc>
@@ -1545,7 +1687,6 @@
               <w:bottom w:val="nil"/>
               <w:right w:val="nil"/>
             </w:tcBorders>
-            <w:shd w:val="clear" w:color="auto" w:fill="auto"/>
             <w:noWrap/>
             <w:vAlign w:val="center"/>
             <w:hideMark/>
@@ -1568,7 +1709,17 @@
                 <w:szCs w:val="22"/>
                 <w:lang w:val="en-US"/>
               </w:rPr>
-              <w:t>30</w:t>
+              <w:t>4</w:t>
+            </w:r>
+            <w:r>
+              <w:rPr>
+                <w:rFonts w:ascii="Arial" w:hAnsi="Arial" w:cs="Arial"/>
+                <w:color w:val="000000"/>
+                <w:sz w:val="22"/>
+                <w:szCs w:val="22"/>
+                <w:lang w:val="en-US"/>
+              </w:rPr>
+              <w:t>5</w:t>
             </w:r>
           </w:p>
         </w:tc>
@@ -1581,7 +1732,66 @@
               <w:bottom w:val="nil"/>
               <w:right w:val="nil"/>
             </w:tcBorders>
-            <w:shd w:val="clear" w:color="auto" w:fill="auto"/>
+            <w:noWrap/>
+            <w:vAlign w:val="center"/>
+            <w:hideMark/>
+          </w:tcPr>
+          <w:p>
+            <w:pPr>
+              <w:rPr>
+                <w:rFonts w:ascii="Arial" w:hAnsi="Arial" w:cs="Arial"/>
+                <w:color w:val="000000"/>
+                <w:sz w:val="22"/>
+                <w:szCs w:val="22"/>
+              </w:rPr>
+            </w:pPr>
+          </w:p>
+        </w:tc>
+        <w:tc>
+          <w:tcPr>
+            <w:tcW w:w="1940" w:type="dxa"/>
+            <w:tcBorders>
+              <w:top w:val="nil"/>
+              <w:left w:val="nil"/>
+              <w:bottom w:val="nil"/>
+              <w:right w:val="nil"/>
+            </w:tcBorders>
+            <w:noWrap/>
+            <w:vAlign w:val="center"/>
+            <w:hideMark/>
+          </w:tcPr>
+          <w:p>
+            <w:pPr>
+              <w:rPr>
+                <w:rFonts w:ascii="Arial" w:hAnsi="Arial" w:cs="Arial"/>
+                <w:color w:val="000000"/>
+                <w:sz w:val="22"/>
+                <w:szCs w:val="22"/>
+              </w:rPr>
+            </w:pPr>
+            <w:proofErr w:type="spellStart"/>
+            <w:r>
+              <w:rPr>
+                <w:rFonts w:ascii="Arial" w:hAnsi="Arial" w:cs="Arial"/>
+                <w:color w:val="000000"/>
+                <w:sz w:val="22"/>
+                <w:szCs w:val="22"/>
+                <w:lang w:val="en-US"/>
+              </w:rPr>
+              <w:t>Observações</w:t>
+            </w:r>
+            <w:proofErr w:type="spellEnd"/>
+          </w:p>
+        </w:tc>
+        <w:tc>
+          <w:tcPr>
+            <w:tcW w:w="960" w:type="dxa"/>
+            <w:tcBorders>
+              <w:top w:val="nil"/>
+              <w:left w:val="nil"/>
+              <w:bottom w:val="nil"/>
+              <w:right w:val="nil"/>
+            </w:tcBorders>
             <w:noWrap/>
             <w:vAlign w:val="center"/>
             <w:hideMark/>
@@ -1604,7 +1814,7 @@
                 <w:szCs w:val="22"/>
                 <w:lang w:val="en-US"/>
               </w:rPr>
-              <w:t>35</w:t>
+              <w:t>40</w:t>
             </w:r>
           </w:p>
         </w:tc>
@@ -1617,67 +1827,6 @@
               <w:bottom w:val="nil"/>
               <w:right w:val="nil"/>
             </w:tcBorders>
-            <w:shd w:val="clear" w:color="auto" w:fill="auto"/>
-            <w:noWrap/>
-            <w:vAlign w:val="center"/>
-            <w:hideMark/>
-          </w:tcPr>
-          <w:p>
-            <w:pPr>
-              <w:rPr>
-                <w:rFonts w:ascii="Arial" w:hAnsi="Arial" w:cs="Arial"/>
-                <w:color w:val="000000"/>
-                <w:sz w:val="22"/>
-                <w:szCs w:val="22"/>
-              </w:rPr>
-            </w:pPr>
-          </w:p>
-        </w:tc>
-        <w:tc>
-          <w:tcPr>
-            <w:tcW w:w="1940" w:type="dxa"/>
-            <w:tcBorders>
-              <w:top w:val="nil"/>
-              <w:left w:val="nil"/>
-              <w:bottom w:val="nil"/>
-              <w:right w:val="nil"/>
-            </w:tcBorders>
-            <w:shd w:val="clear" w:color="auto" w:fill="auto"/>
-            <w:noWrap/>
-            <w:vAlign w:val="center"/>
-            <w:hideMark/>
-          </w:tcPr>
-          <w:p>
-            <w:pPr>
-              <w:rPr>
-                <w:rFonts w:ascii="Arial" w:hAnsi="Arial" w:cs="Arial"/>
-                <w:color w:val="000000"/>
-                <w:sz w:val="22"/>
-                <w:szCs w:val="22"/>
-              </w:rPr>
-            </w:pPr>
-            <w:r>
-              <w:rPr>
-                <w:rFonts w:ascii="Arial" w:hAnsi="Arial" w:cs="Arial"/>
-                <w:color w:val="000000"/>
-                <w:sz w:val="22"/>
-                <w:szCs w:val="22"/>
-                <w:lang w:val="en-US"/>
-              </w:rPr>
-              <w:t>Observações</w:t>
-            </w:r>
-          </w:p>
-        </w:tc>
-        <w:tc>
-          <w:tcPr>
-            <w:tcW w:w="960" w:type="dxa"/>
-            <w:tcBorders>
-              <w:top w:val="nil"/>
-              <w:left w:val="nil"/>
-              <w:bottom w:val="nil"/>
-              <w:right w:val="nil"/>
-            </w:tcBorders>
-            <w:shd w:val="clear" w:color="auto" w:fill="auto"/>
             <w:noWrap/>
             <w:vAlign w:val="center"/>
             <w:hideMark/>
@@ -1700,34 +1849,8 @@
                 <w:szCs w:val="22"/>
                 <w:lang w:val="en-US"/>
               </w:rPr>
-              <w:t>35</w:t>
+              <w:t>4</w:t>
             </w:r>
-          </w:p>
-        </w:tc>
-        <w:tc>
-          <w:tcPr>
-            <w:tcW w:w="960" w:type="dxa"/>
-            <w:tcBorders>
-              <w:top w:val="nil"/>
-              <w:left w:val="nil"/>
-              <w:bottom w:val="nil"/>
-              <w:right w:val="nil"/>
-            </w:tcBorders>
-            <w:shd w:val="clear" w:color="auto" w:fill="auto"/>
-            <w:noWrap/>
-            <w:vAlign w:val="center"/>
-            <w:hideMark/>
-          </w:tcPr>
-          <w:p>
-            <w:pPr>
-              <w:jc w:val="center"/>
-              <w:rPr>
-                <w:rFonts w:ascii="Arial" w:hAnsi="Arial" w:cs="Arial"/>
-                <w:color w:val="000000"/>
-                <w:sz w:val="22"/>
-                <w:szCs w:val="22"/>
-              </w:rPr>
-            </w:pPr>
             <w:r>
               <w:rPr>
                 <w:rFonts w:ascii="Arial" w:hAnsi="Arial" w:cs="Arial"/>
@@ -1736,7 +1859,7 @@
                 <w:szCs w:val="22"/>
                 <w:lang w:val="en-US"/>
               </w:rPr>
-              <w:t>40</w:t>
+              <w:t>5</w:t>
             </w:r>
           </w:p>
         </w:tc>
@@ -1755,7 +1878,6 @@
               <w:bottom w:val="nil"/>
               <w:right w:val="nil"/>
             </w:tcBorders>
-            <w:shd w:val="clear" w:color="auto" w:fill="auto"/>
             <w:noWrap/>
             <w:vAlign w:val="center"/>
             <w:hideMark/>
@@ -1790,7 +1912,6 @@
               <w:bottom w:val="nil"/>
               <w:right w:val="nil"/>
             </w:tcBorders>
-            <w:shd w:val="clear" w:color="auto" w:fill="auto"/>
             <w:noWrap/>
             <w:vAlign w:val="center"/>
             <w:hideMark/>
@@ -1813,7 +1934,17 @@
                 <w:szCs w:val="22"/>
                 <w:lang w:val="en-US"/>
               </w:rPr>
-              <w:t>-2,4351</w:t>
+              <w:t>-</w:t>
+            </w:r>
+            <w:r>
+              <w:rPr>
+                <w:rFonts w:ascii="Arial" w:hAnsi="Arial" w:cs="Arial"/>
+                <w:color w:val="000000"/>
+                <w:sz w:val="22"/>
+                <w:szCs w:val="22"/>
+                <w:lang w:val="en-US"/>
+              </w:rPr>
+              <w:t>2,7779</w:t>
             </w:r>
           </w:p>
         </w:tc>
@@ -1826,7 +1957,6 @@
               <w:bottom w:val="nil"/>
               <w:right w:val="nil"/>
             </w:tcBorders>
-            <w:shd w:val="clear" w:color="auto" w:fill="auto"/>
             <w:noWrap/>
             <w:vAlign w:val="center"/>
             <w:hideMark/>
@@ -1852,7 +1982,6 @@
               <w:bottom w:val="nil"/>
               <w:right w:val="nil"/>
             </w:tcBorders>
-            <w:shd w:val="clear" w:color="auto" w:fill="auto"/>
             <w:noWrap/>
             <w:vAlign w:val="center"/>
             <w:hideMark/>
@@ -1877,7 +2006,6 @@
               <w:bottom w:val="nil"/>
               <w:right w:val="nil"/>
             </w:tcBorders>
-            <w:shd w:val="clear" w:color="auto" w:fill="auto"/>
             <w:noWrap/>
             <w:vAlign w:val="center"/>
             <w:hideMark/>
@@ -1912,7 +2040,6 @@
               <w:bottom w:val="nil"/>
               <w:right w:val="nil"/>
             </w:tcBorders>
-            <w:shd w:val="clear" w:color="auto" w:fill="auto"/>
             <w:noWrap/>
             <w:vAlign w:val="center"/>
             <w:hideMark/>
@@ -1935,7 +2062,17 @@
                 <w:szCs w:val="22"/>
                 <w:lang w:val="en-US"/>
               </w:rPr>
-              <w:t>-1,487</w:t>
+              <w:t>-1,</w:t>
+            </w:r>
+            <w:r>
+              <w:rPr>
+                <w:rFonts w:ascii="Arial" w:hAnsi="Arial" w:cs="Arial"/>
+                <w:color w:val="000000"/>
+                <w:sz w:val="22"/>
+                <w:szCs w:val="22"/>
+                <w:lang w:val="en-US"/>
+              </w:rPr>
+              <w:t>5600</w:t>
             </w:r>
           </w:p>
         </w:tc>
@@ -1948,7 +2085,6 @@
               <w:bottom w:val="nil"/>
               <w:right w:val="nil"/>
             </w:tcBorders>
-            <w:shd w:val="clear" w:color="auto" w:fill="auto"/>
             <w:noWrap/>
             <w:vAlign w:val="center"/>
             <w:hideMark/>
@@ -1980,7 +2116,6 @@
               <w:bottom w:val="single" w:sz="8" w:space="0" w:color="auto"/>
               <w:right w:val="nil"/>
             </w:tcBorders>
-            <w:shd w:val="clear" w:color="auto" w:fill="auto"/>
             <w:noWrap/>
             <w:vAlign w:val="center"/>
             <w:hideMark/>
@@ -2015,7 +2150,6 @@
               <w:bottom w:val="single" w:sz="8" w:space="0" w:color="auto"/>
               <w:right w:val="nil"/>
             </w:tcBorders>
-            <w:shd w:val="clear" w:color="auto" w:fill="auto"/>
             <w:noWrap/>
             <w:vAlign w:val="center"/>
             <w:hideMark/>
@@ -2038,7 +2172,17 @@
                 <w:szCs w:val="22"/>
                 <w:lang w:val="en-US"/>
               </w:rPr>
-              <w:t>0,0089</w:t>
+              <w:t>0,00</w:t>
+            </w:r>
+            <w:r>
+              <w:rPr>
+                <w:rFonts w:ascii="Arial" w:hAnsi="Arial" w:cs="Arial"/>
+                <w:color w:val="000000"/>
+                <w:sz w:val="22"/>
+                <w:szCs w:val="22"/>
+                <w:lang w:val="en-US"/>
+              </w:rPr>
+              <w:t>34</w:t>
             </w:r>
           </w:p>
         </w:tc>
@@ -2051,7 +2195,6 @@
               <w:bottom w:val="single" w:sz="8" w:space="0" w:color="auto"/>
               <w:right w:val="nil"/>
             </w:tcBorders>
-            <w:shd w:val="clear" w:color="auto" w:fill="auto"/>
             <w:noWrap/>
             <w:vAlign w:val="center"/>
             <w:hideMark/>
@@ -2077,7 +2220,6 @@
               <w:bottom w:val="single" w:sz="8" w:space="0" w:color="auto"/>
               <w:right w:val="nil"/>
             </w:tcBorders>
-            <w:shd w:val="clear" w:color="auto" w:fill="auto"/>
             <w:noWrap/>
             <w:vAlign w:val="center"/>
             <w:hideMark/>
@@ -2112,7 +2254,6 @@
               <w:bottom w:val="single" w:sz="8" w:space="0" w:color="auto"/>
               <w:right w:val="nil"/>
             </w:tcBorders>
-            <w:shd w:val="clear" w:color="auto" w:fill="auto"/>
             <w:noWrap/>
             <w:vAlign w:val="center"/>
             <w:hideMark/>
@@ -2147,7 +2288,6 @@
               <w:bottom w:val="single" w:sz="8" w:space="0" w:color="auto"/>
               <w:right w:val="nil"/>
             </w:tcBorders>
-            <w:shd w:val="clear" w:color="auto" w:fill="auto"/>
             <w:noWrap/>
             <w:vAlign w:val="center"/>
             <w:hideMark/>
@@ -2170,7 +2310,27 @@
                 <w:szCs w:val="22"/>
                 <w:lang w:val="en-US"/>
               </w:rPr>
-              <w:t>0,0707</w:t>
+              <w:t>0,0</w:t>
+            </w:r>
+            <w:r>
+              <w:rPr>
+                <w:rFonts w:ascii="Arial" w:hAnsi="Arial" w:cs="Arial"/>
+                <w:color w:val="000000"/>
+                <w:sz w:val="22"/>
+                <w:szCs w:val="22"/>
+                <w:lang w:val="en-US"/>
+              </w:rPr>
+              <w:t>6</w:t>
+            </w:r>
+            <w:r>
+              <w:rPr>
+                <w:rFonts w:ascii="Arial" w:hAnsi="Arial" w:cs="Arial"/>
+                <w:color w:val="000000"/>
+                <w:sz w:val="22"/>
+                <w:szCs w:val="22"/>
+                <w:lang w:val="en-US"/>
+              </w:rPr>
+              <w:t>13</w:t>
             </w:r>
           </w:p>
         </w:tc>
@@ -2183,7 +2343,6 @@
               <w:bottom w:val="single" w:sz="8" w:space="0" w:color="auto"/>
               <w:right w:val="nil"/>
             </w:tcBorders>
-            <w:shd w:val="clear" w:color="auto" w:fill="auto"/>
             <w:noWrap/>
             <w:vAlign w:val="center"/>
             <w:hideMark/>
